--- a/hin/docx/44.content.docx
+++ b/hin/docx/44.content.docx
@@ -11,6 +11,15 @@
         <w:pStyle w:val="Heading2"/>
       </w:pPr>
       <w:r>
+        <w:t>Resource: अध्ययन नोट्स (टिंडेल)</w:t>
+      </w:r>
+      <w:r/>
+    </w:p>
+    <w:p>
+      <w:pPr>
+        <w:pStyle w:val="Heading2"/>
+      </w:pPr>
+      <w:r>
         <w:t>License Information</w:t>
       </w:r>
       <w:r/>
@@ -21,7 +30,7 @@
         <w:rPr>
           <w:b/>
         </w:rPr>
-        <w:t>Study Notes (Tyndale)</w:t>
+        <w:t>अध्ययन नोट्स (टिंडेल)</w:t>
       </w:r>
       <w:r>
         <w:t xml:space="preserve"> (Hindi) is based on</w:t>
@@ -74,7 +83,7 @@
         <w:pStyle w:val="Heading1"/>
       </w:pPr>
       <w:r>
-        <w:t>Study Notes (Tyndale)</w:t>
+        <w:t>अध्ययन नोट्स (टिंडेल)</w:t>
       </w:r>
     </w:p>
     <w:p>
@@ -83,6 +92,51 @@
           <w:headerReference w:type="even" r:id="rId8"/>
           <w:headerReference w:type="default" r:id="rId9"/>
           <w:footerReference w:type="default" r:id="rId10"/>
+          <w:footnotePr>
+            <w:numRestart w:val="eachSect"/>
+          </w:footnotePr>
+          <w:type w:val="continuous"/>
+          <w:pgSz w:w="12240" w:h="15840" w:code="1"/>
+          <w:pgMar w:top="1440" w:right="1440" w:bottom="1440" w:left="1440" w:header="504" w:footer="504" w:gutter="0"/>
+          <w:cols w:space="708"/>
+          <w:titlePg/>
+          <w:docGrid w:linePitch="360"/>
+        </w:sectPr>
+      </w:pPr>
+    </w:p>
+    <w:p>
+      <w:r/>
+    </w:p>
+    <w:p>
+      <w:pPr>
+        <w:pStyle w:val="Heading2"/>
+      </w:pPr>
+      <w:r>
+        <w:t>ACT</w:t>
+      </w:r>
+      <w:r/>
+    </w:p>
+    <w:p>
+      <w:r/>
+      <w:r>
+        <w:rPr>
+          <w:i/>
+        </w:rPr>
+        <w:t>प्रेरितों के काम 1:1–3, प्रेरितों के काम 1:3, प्रेरितों के काम 1:4, प्रेरितों के काम 1:5, प्रेरितों के काम 1:6–11, प्रेरितों के काम 1:8, प्रेरितों के काम 1:10, प्रेरितों के काम 1:11, प्रेरितों के काम 1:12, प्रेरितों के काम 1:13, प्रेरितों के काम 1:13–26, प्रेरितों के काम 1:14, प्रेरितों के काम 1:16–17, प्रेरितों के काम 1:18–19, प्रेरितों के काम 1:20–21, प्रेरितों के काम 1:21–22, प्रेरितों के काम 1:23–26, प्रेरितों के काम 2:1–4, प्रेरितों के काम 2:4, प्रेरितों के काम 2:5–11, प्रेरितों के काम 2:9–11, प्रेरितों के काम 2:10–11, प्रेरितों के काम 2:14–36, प्रेरितों के काम 2:17–21, प्रेरितों के काम 2:23–28, प्रेरितों के काम 2:27, प्रेरितों के काम 2:32–36, प्रेरितों के काम 2:34–35, प्रेरितों के काम 2:37–38, प्रेरितों के काम 2:42, प्रेरितों के काम 2:42–47, प्रेरितों के काम 3:1–11, प्रेरितों के काम 3:6, प्रेरितों के काम 3:10–11, प्रेरितों के काम 3:12–26, प्रेरितों के काम 3:15, प्रेरितों के काम 3:17, प्रेरितों के काम 3:19, प्रेरितों के काम 3:19–21, प्रेरितों के काम 3:22, प्रेरितों के काम 3:23, प्रेरितों के काम 3:25, प्रेरितों के काम 4:1, प्रेरितों के काम 4:1–22, प्रेरितों के काम 4:4, प्रेरितों के काम 4:13, प्रेरितों के काम 4:16–18, प्रेरितों के काम 4:19–20, प्रेरितों के काम 4:23–31, प्रेरितों के काम 4:25–26, प्रेरितों के काम 4:26, प्रेरितों के काम 4:28, प्रेरितों के काम 4:32–35, प्रेरितों के काम 4:36–37, प्रेरितों के काम 5:1–11, प्रेरितों के काम 5:3–4, प्रेरितों के काम 5:11, प्रेरितों के काम 5:12–16, प्रेरितों के काम 5:13, प्रेरितों के काम 5:17–40, प्रेरितों के काम 5:19–20, प्रेरितों के काम 5:29, प्रेरितों के काम 5:30–32, प्रेरितों के काम 5:33–40, प्रेरितों के काम 5:34, प्रेरितों के काम 5:36–37, प्रेरितों के काम 6:1, प्रेरितों के काम 6:2–6, प्रेरितों के काम 6:7, प्रेरितों के काम 6:8–15, प्रेरितों के काम 6:15, प्रेरितों के काम 7:1–53, प्रेरितों के काम 7:8, प्रेरितों के काम 7:14, प्रेरितों के काम 7:16, प्रेरितों के काम 7:37, प्रेरितों के काम 7:39–40, प्रेरितों के काम 7:42–43, प्रेरितों के काम 7:48–50, प्रेरितों के काम 7:51, प्रेरितों के काम 7:55–56, प्रेरितों के काम 7:57, प्रेरितों के काम 7:58, प्रेरितों के काम 7:59–60, प्रेरितों के काम 8:1–4, प्रेरितों के काम 8:7, प्रेरितों के काम 8:9–24, प्रेरितों के काम 8:14–17, प्रेरितों के काम 8:24, प्रेरितों के काम 8:26–40, प्रेरितों के काम 8:27, प्रेरितों के काम 8:29, प्रेरितों के काम 8:32–33, प्रेरितों के काम 8:39–40, प्रेरितों के काम 9:1–19, प्रेरितों के काम 9:2, प्रेरितों के काम 9:10, प्रेरितों के काम 9:15, प्रेरितों के काम 9:16, प्रेरितों के काम 9:17, प्रेरितों के काम 9:20–21, प्रेरितों के काम 9:22–25, प्रेरितों के काम 9:26–28, प्रेरितों के काम 9:29, प्रेरितों के काम 9:30, प्रेरितों के काम 9:31, प्रेरितों के काम 9:32–43, प्रेरितों के काम 9:43, प्रेरितों के काम 10:1–8, प्रेरितों के काम 10:2, प्रेरितों के काम 10:3, प्रेरितों के काम 10:9–16, प्रेरितों के काम 10:14, प्रेरितों के काम 10:17, प्रेरितों के काम 10:25–26, प्रेरितों के काम 10:34–35, प्रेरितों के काम 10:36–43, प्रेरितों के काम 10:43, प्रेरितों के काम 10:44–48, प्रेरितों के काम 10:48, प्रेरितों के काम 11:1–18, प्रेरितों के काम 11:4–17, प्रेरितों के काम 11:18, प्रेरितों के काम 11:19–26, प्रेरितों के काम 11:20, प्रेरितों के काम 11:21–24, प्रेरितों के काम 11:25–26, प्रेरितों के काम 11:26, प्रेरितों के काम 11:27–28, प्रेरितों के काम 11:28, प्रेरितों के काम 11:29–30, प्रेरितों के काम 11:30, प्रेरितों के काम 12:1–5, प्रेरितों के काम 12:4, प्रेरितों के काम 12:5, प्रेरितों के काम 12:6–19, प्रेरितों के काम 12:7–11, प्रेरितों के काम 12:12, प्रेरितों के काम 12:13–17, प्रेरितों के काम 12:18–23, प्रेरितों के काम 12:24–25, प्रेरितों के काम 13:1, प्रेरितों के काम 13:1–3, प्रेरितों के काम 13:3, प्रेरितों के काम 13:4, प्रेरितों के काम 13:5, प्रेरितों के काम 13:6, प्रेरितों के काम 13:6–12, प्रेरितों के काम 13:7–8, प्रेरितों के काम 13:9, प्रेरितों के काम 13:10–11, प्रेरितों के काम 13:12, प्रेरितों के काम 13:13–14, प्रेरितों के काम 13:14, प्रेरितों के काम 13:15, प्रेरितों के काम 13:16–41, प्रेरितों के काम 13:17–22, प्रेरितों के काम 13:22, प्रेरितों के काम 13:23–25, प्रेरितों के काम 13:26–37, प्रेरितों के काम 13:31, प्रेरितों के काम 13:38–41, प्रेरितों के काम 13:39, प्रेरितों के काम 13:40–41, प्रेरितों के काम 13:42–43, प्रेरितों के काम 13:43, प्रेरितों के काम 13:44–49, प्रेरितों के काम 13:50–51, प्रेरितों के काम 13:52, प्रेरितों के काम 14:1, प्रेरितों के काम 14:2, प्रेरितों के काम 14:3, प्रेरितों के काम 14:4, प्रेरितों के काम 14:6, प्रेरितों के काम 14:8–20, प्रेरितों के काम 14:9, प्रेरितों के काम 14:11–13, प्रेरितों के काम 14:13–18, प्रेरितों के काम 14:19–20, प्रेरितों के काम 14:20, प्रेरितों के काम 14:22–23, प्रेरितों के काम 14:26–28, प्रेरितों के काम 15:1, प्रेरितों के काम 15:2–3, प्रेरितों के काम 15:4–21, प्रेरितों के काम 15:5, प्रेरितों के काम 15:7–11, प्रेरितों के काम 15:13–19, प्रेरितों के काम 15:14, प्रेरितों के काम 15:15–19, प्रेरितों के काम 15:20, प्रेरितों के काम 15:22–29, प्रेरितों के काम 15:29, प्रेरितों के काम 15:30–31, प्रेरितों के काम 15:36–41, प्रेरितों के काम 15:40–41, प्रेरितों के काम 16:1–3, प्रेरितों के काम 16:3, प्रेरितों के काम 16:4–5, प्रेरितों के काम 16:6–10, प्रेरितों के काम 16:8, प्रेरितों के काम 16:9–10, प्रेरितों के काम 16:10, प्रेरितों के काम 16:11, प्रेरितों के काम 16:12, प्रेरितों के काम 16:13, प्रेरितों के काम 16:13–36, प्रेरितों के काम 16:14–15, प्रेरितों के काम 16:16–18, प्रेरितों के काम 16:19–21, प्रेरितों के काम 16:22–24, प्रेरितों के काम 16:25, प्रेरितों के काम 16:26, प्रेरितों के काम 16:27, प्रेरितों के काम 16:27–36, प्रेरितों के काम 16:29–30, प्रेरितों के काम 16:31–34, प्रेरितों के काम 16:37–39, प्रेरितों के काम 16:40, प्रेरितों के काम 17:1–3, प्रेरितों के काम 17:1–9, प्रेरितों के काम 17:4, प्रेरितों के काम 17:5–7, प्रेरितों के काम 17:8–9, प्रेरितों के काम 17:10–12, प्रेरितों के काम 17:13–15, प्रेरितों के काम 17:16–17, प्रेरितों के काम 17:16–34, प्रेरितों के काम 17:18, प्रेरितों के काम 17:22–31, प्रेरितों के काम 17:30, प्रेरितों के काम 17:32, प्रेरितों के काम 17:34, प्रेरितों के काम 18:1, प्रेरितों के काम 18:1–17, प्रेरितों के काम 18:2–3, प्रेरितों के काम 18:4–6, प्रेरितों के काम 18:7, प्रेरितों के काम 18:9–10, प्रेरितों के काम 18:12–13, प्रेरितों के काम 18:14–17, प्रेरितों के काम 18:17, प्रेरितों के काम 18:18, प्रेरितों के काम 18:19–23, प्रेरितों के काम 18:21, प्रेरितों के काम 18:23, प्रेरितों के काम 18:23–19.41, प्रेरितों के काम 18:24–26, प्रेरितों के काम 19:1–7, प्रेरितों के काम 19:6, प्रेरितों के काम 19:10, प्रेरितों के काम 19:11–12, प्रेरितों के काम 19:13–16, प्रेरितों के काम 19:17–19, प्रेरितों के काम 19:20, प्रेरितों के काम 19:21–22, प्रेरितों के काम 19:23, प्रेरितों के काम 19:23–41, प्रेरितों के काम 19:24, प्रेरितों के काम 19:24–34, प्रेरितों के काम 19:27, प्रेरितों के काम 19:29, प्रेरितों के काम 19:31, प्रेरितों के काम 19:35, प्रेरितों के काम 19:35–41, प्रेरितों के काम 20:1–2, प्रेरितों के काम 20:2–3, प्रेरितों के काम 20:4, प्रेरितों के काम 20:5–15, प्रेरितों के काम 20:7–12, प्रेरितों के काम 20:13–15, प्रेरितों के काम 20:16, प्रेरितों के काम 20:17, प्रेरितों के काम 20:18–38, प्रेरितों के काम 20:23, प्रेरितों के काम 20:26, प्रेरितों के काम 20:28, प्रेरितों के काम 20:29–30, प्रेरितों के काम 20:35, प्रेरितों के काम 20:38, प्रेरितों के काम 21:1, प्रेरितों के काम 21:1–18, प्रेरितों के काम 21:2–3, प्रेरितों के काम 21:4–6, प्रेरितों के काम 21:7, प्रेरितों के काम 21:8, प्रेरितों के काम 21:9, प्रेरितों के काम 21:10, प्रेरितों के काम 21:11–14, प्रेरितों के काम 21:18–19, प्रेरितों के काम 21:20–25, प्रेरितों के काम 21:26–36, प्रेरितों के काम 21:28–29, प्रेरितों के काम 21:30, प्रेरितों के काम 21:31, प्रेरितों के काम 21:34, प्रेरितों के काम 21:37–40, प्रेरितों के काम 22:1–21, प्रेरितों के काम 22:3, प्रेरितों के काम 22:12–16, प्रेरितों के काम 22:14, प्रेरितों के काम 22:16, प्रेरितों के काम 22:17–22, प्रेरितों के काम 22:23, प्रेरितों के काम 22:25–29, प्रेरितों के काम 22:28, प्रेरितों के काम 23:1, प्रेरितों के काम 23:2, प्रेरितों के काम 23:3, प्रेरितों के काम 23:5, प्रेरितों के काम 23:6, प्रेरितों के काम 23:7–10, प्रेरितों के काम 23:11, प्रेरितों के काम 23:12–15, प्रेरितों के काम 23:16–22, प्रेरितों के काम 23:23–35, प्रेरितों के काम 23:24, प्रेरितों के काम 23:26–30, प्रेरितों के काम 23:31, प्रेरितों के काम 23:35, प्रेरितों के काम 24:1–4, प्रेरितों के काम 24:1–27, प्रेरितों के काम 24:5, प्रेरितों के काम 24:6, प्रेरितों के काम 24:10–21, प्रेरितों के काम 24:14, प्रेरितों के काम 24:15, प्रेरितों के काम 24:16, प्रेरितों के काम 24:17, प्रेरितों के काम 24:22, प्रेरितों के काम 24:23, प्रेरितों के काम 24:24, प्रेरितों के काम 24:25, प्रेरितों के काम 24:26–27, प्रेरितों के काम 24:27–25.5, प्रेरितों के काम 25:7, प्रेरितों के काम 25:9, प्रेरितों के काम 25:10–11, प्रेरितों के काम 25:12, प्रेरितों के काम 25:13–22, प्रेरितों के काम 25:16, प्रेरितों के काम 25:17, प्रेरितों के काम 25:18–20, प्रेरितों के काम 25:23–27, प्रेरितों के काम 26:1–23, प्रेरितों के काम 26:12–18, प्रेरितों के काम 26:17–18, प्रेरितों के काम 26:22–23, प्रेरितों के काम 26:24, प्रेरितों के काम 26:26, प्रेरितों के काम 26:27–28, प्रेरितों के काम 26:28, प्रेरितों के काम 26:29, प्रेरितों के काम 26:31, प्रेरितों के काम 26:32, प्रेरितों के काम 27:1, प्रेरितों के काम 27:1–28.16, प्रेरितों के काम 27:2, प्रेरितों के काम 27:3, प्रेरितों के काम 27:4–6, प्रेरितों के काम 27:7, प्रेरितों के काम 27:8, प्रेरितों के काम 27:9, प्रेरितों के काम 27:10–11, प्रेरितों के काम 27:12, प्रेरितों के काम 27:14–16, प्रेरितों के काम 27:17, प्रेरितों के काम 27:18–20, प्रेरितों के काम 27:21–26, प्रेरितों के काम 27:27, प्रेरितों के काम 27:30–32, प्रेरितों के काम 27:33–35, प्रेरितों के काम 27:36–37, प्रेरितों के काम 27:39–41, प्रेरितों के काम 27:42–44, प्रेरितों के काम 28:1, प्रेरितों के काम 28:3–6, प्रेरितों के काम 28:8–9, प्रेरितों के काम 28:10, प्रेरितों के काम 28:11, प्रेरितों के काम 28:11–16, प्रेरितों के काम 28:12, प्रेरितों के काम 28:13–14, प्रेरितों के काम 28:15, प्रेरितों के काम 28:16, प्रेरितों के काम 28:17–20, प्रेरितों के काम 28:21–22, प्रेरितों के काम 28:23, प्रेरितों के काम 28:24, प्रेरितों के काम 28:25–28, प्रेरितों के काम 28:28, प्रेरितों के काम 28:31</w:t>
+      </w:r>
+      <w:r/>
+    </w:p>
+    <w:p>
+      <w:r/>
+      <w:r>
+        <w:t xml:space="preserve"> </w:t>
+      </w:r>
+      <w:r/>
+      <w:r/>
+    </w:p>
+    <w:p>
+      <w:pPr>
+        <w:sectPr>
           <w:footnotePr>
             <w:numRestart w:val="eachSect"/>
           </w:footnotePr>

--- a/hin/docx/44.content.docx
+++ b/hin/docx/44.content.docx
@@ -163,13 +163,6 @@
         <w:rPr>
           <w:lang w:val="hi_IN" w:bidi="hi_IN"/>
         </w:rPr>
-      </w:r>
-      <w:r>
-        <w:rPr>
-          <w:i/>
-          <w:lang w:val="hi_IN" w:bidi="hi_IN"/>
-        </w:rPr>
-        <w:t>प्रेरितों के काम 1:1–3, प्रेरितों के काम 1:3, प्रेरितों के काम 1:4, प्रेरितों के काम 1:5, प्रेरितों के काम 1:6–11, प्रेरितों के काम 1:8, प्रेरितों के काम 1:10, प्रेरितों के काम 1:11, प्रेरितों के काम 1:12, प्रेरितों के काम 1:13, प्रेरितों के काम 1:13–26, प्रेरितों के काम 1:14, प्रेरितों के काम 1:16–17, प्रेरितों के काम 1:18–19, प्रेरितों के काम 1:20–21, प्रेरितों के काम 1:21–22, प्रेरितों के काम 1:23–26, प्रेरितों के काम 2:1–4, प्रेरितों के काम 2:4, प्रेरितों के काम 2:5–11, प्रेरितों के काम 2:9–11, प्रेरितों के काम 2:10–11, प्रेरितों के काम 2:14–36, प्रेरितों के काम 2:17–21, प्रेरितों के काम 2:23–28, प्रेरितों के काम 2:27, प्रेरितों के काम 2:32–36, प्रेरितों के काम 2:34–35, प्रेरितों के काम 2:37–38, प्रेरितों के काम 2:42, प्रेरितों के काम 2:42–47, प्रेरितों के काम 3:1–11, प्रेरितों के काम 3:6, प्रेरितों के काम 3:10–11, प्रेरितों के काम 3:12–26, प्रेरितों के काम 3:15, प्रेरितों के काम 3:17, प्रेरितों के काम 3:19, प्रेरितों के काम 3:19–21, प्रेरितों के काम 3:22, प्रेरितों के काम 3:23, प्रेरितों के काम 3:25, प्रेरितों के काम 4:1, प्रेरितों के काम 4:1–22, प्रेरितों के काम 4:4, प्रेरितों के काम 4:13, प्रेरितों के काम 4:16–18, प्रेरितों के काम 4:19–20, प्रेरितों के काम 4:23–31, प्रेरितों के काम 4:25–26, प्रेरितों के काम 4:26, प्रेरितों के काम 4:28, प्रेरितों के काम 4:32–35, प्रेरितों के काम 4:36–37, प्रेरितों के काम 5:1–11, प्रेरितों के काम 5:3–4, प्रेरितों के काम 5:11, प्रेरितों के काम 5:12–16, प्रेरितों के काम 5:13, प्रेरितों के काम 5:17–40, प्रेरितों के काम 5:19–20, प्रेरितों के काम 5:29, प्रेरितों के काम 5:30–32, प्रेरितों के काम 5:33–40, प्रेरितों के काम 5:34, प्रेरितों के काम 5:36–37, प्रेरितों के काम 6:1, प्रेरितों के काम 6:2–6, प्रेरितों के काम 6:7, प्रेरितों के काम 6:8–15, प्रेरितों के काम 6:15, प्रेरितों के काम 7:1–53, प्रेरितों के काम 7:8, प्रेरितों के काम 7:14, प्रेरितों के काम 7:16, प्रेरितों के काम 7:37, प्रेरितों के काम 7:39–40, प्रेरितों के काम 7:42–43, प्रेरितों के काम 7:48–50, प्रेरितों के काम 7:51, प्रेरितों के काम 7:55–56, प्रेरितों के काम 7:57, प्रेरितों के काम 7:58, प्रेरितों के काम 7:59–60, प्रेरितों के काम 8:1–4, प्रेरितों के काम 8:7, प्रेरितों के काम 8:9–24, प्रेरितों के काम 8:14–17, प्रेरितों के काम 8:24, प्रेरितों के काम 8:26–40, प्रेरितों के काम 8:27, प्रेरितों के काम 8:29, प्रेरितों के काम 8:32–33, प्रेरितों के काम 8:39–40, प्रेरितों के काम 9:1–19, प्रेरितों के काम 9:2, प्रेरितों के काम 9:10, प्रेरितों के काम 9:15, प्रेरितों के काम 9:16, प्रेरितों के काम 9:17, प्रेरितों के काम 9:20–21, प्रेरितों के काम 9:22–25, प्रेरितों के काम 9:26–28, प्रेरितों के काम 9:29, प्रेरितों के काम 9:30, प्रेरितों के काम 9:31, प्रेरितों के काम 9:32–43, प्रेरितों के काम 9:43, प्रेरितों के काम 10:1–8, प्रेरितों के काम 10:2, प्रेरितों के काम 10:3, प्रेरितों के काम 10:9–16, प्रेरितों के काम 10:14, प्रेरितों के काम 10:17, प्रेरितों के काम 10:25–26, प्रेरितों के काम 10:34–35, प्रेरितों के काम 10:36–43, प्रेरितों के काम 10:43, प्रेरितों के काम 10:44–48, प्रेरितों के काम 10:48, प्रेरितों के काम 11:1–18, प्रेरितों के काम 11:4–17, प्रेरितों के काम 11:18, प्रेरितों के काम 11:19–26, प्रेरितों के काम 11:20, प्रेरितों के काम 11:21–24, प्रेरितों के काम 11:25–26, प्रेरितों के काम 11:26, प्रेरितों के काम 11:27–28, प्रेरितों के काम 11:28, प्रेरितों के काम 11:29–30, प्रेरितों के काम 11:30, प्रेरितों के काम 12:1–5, प्रेरितों के काम 12:4, प्रेरितों के काम 12:5, प्रेरितों के काम 12:6–19, प्रेरितों के काम 12:7–11, प्रेरितों के काम 12:12, प्रेरितों के काम 12:13–17, प्रेरितों के काम 12:18–23, प्रेरितों के काम 12:24–25, प्रेरितों के काम 13:1, प्रेरितों के काम 13:1–3, प्रेरितों के काम 13:3, प्रेरितों के काम 13:4, प्रेरितों के काम 13:5, प्रेरितों के काम 13:6, प्रेरितों के काम 13:6–12, प्रेरितों के काम 13:7–8, प्रेरितों के काम 13:9, प्रेरितों के काम 13:10–11, प्रेरितों के काम 13:12, प्रेरितों के काम 13:13–14, प्रेरितों के काम 13:14, प्रेरितों के काम 13:15, प्रेरितों के काम 13:16–41, प्रेरितों के काम 13:17–22, प्रेरितों के काम 13:22, प्रेरितों के काम 13:23–25, प्रेरितों के काम 13:26–37, प्रेरितों के काम 13:31, प्रेरितों के काम 13:38–41, प्रेरितों के काम 13:39, प्रेरितों के काम 13:40–41, प्रेरितों के काम 13:42–43, प्रेरितों के काम 13:43, प्रेरितों के काम 13:44–49, प्रेरितों के काम 13:50–51, प्रेरितों के काम 13:52, प्रेरितों के काम 14:1, प्रेरितों के काम 14:2, प्रेरितों के काम 14:3, प्रेरितों के काम 14:4, प्रेरितों के काम 14:6, प्रेरितों के काम 14:8–20, प्रेरितों के काम 14:9, प्रेरितों के काम 14:11–13, प्रेरितों के काम 14:13–18, प्रेरितों के काम 14:19–20, प्रेरितों के काम 14:20, प्रेरितों के काम 14:22–23, प्रेरितों के काम 14:26–28, प्रेरितों के काम 15:1, प्रेरितों के काम 15:2–3, प्रेरितों के काम 15:4–21, प्रेरितों के काम 15:5, प्रेरितों के काम 15:7–11, प्रेरितों के काम 15:13–19, प्रेरितों के काम 15:14, प्रेरितों के काम 15:15–19, प्रेरितों के काम 15:20, प्रेरितों के काम 15:22–29, प्रेरितों के काम 15:29, प्रेरितों के काम 15:30–31, प्रेरितों के काम 15:36–41, प्रेरितों के काम 15:40–41, प्रेरितों के काम 16:1–3, प्रेरितों के काम 16:3, प्रेरितों के काम 16:4–5, प्रेरितों के काम 16:6–10, प्रेरितों के काम 16:8, प्रेरितों के काम 16:9–10, प्रेरितों के काम 16:10, प्रेरितों के काम 16:11, प्रेरितों के काम 16:12, प्रेरितों के काम 16:13, प्रेरितों के काम 16:13–36, प्रेरितों के काम 16:14–15, प्रेरितों के काम 16:16–18, प्रेरितों के काम 16:19–21, प्रेरितों के काम 16:22–24, प्रेरितों के काम 16:25, प्रेरितों के काम 16:26, प्रेरितों के काम 16:27, प्रेरितों के काम 16:27–36, प्रेरितों के काम 16:29–30, प्रेरितों के काम 16:31–34, प्रेरितों के काम 16:37–39, प्रेरितों के काम 16:40, प्रेरितों के काम 17:1–3, प्रेरितों के काम 17:1–9, प्रेरितों के काम 17:4, प्रेरितों के काम 17:5–7, प्रेरितों के काम 17:8–9, प्रेरितों के काम 17:10–12, प्रेरितों के काम 17:13–15, प्रेरितों के काम 17:16–17, प्रेरितों के काम 17:16–34, प्रेरितों के काम 17:18, प्रेरितों के काम 17:22–31, प्रेरितों के काम 17:30, प्रेरितों के काम 17:32, प्रेरितों के काम 17:34, प्रेरितों के काम 18:1, प्रेरितों के काम 18:1–17, प्रेरितों के काम 18:2–3, प्रेरितों के काम 18:4–6, प्रेरितों के काम 18:7, प्रेरितों के काम 18:9–10, प्रेरितों के काम 18:12–13, प्रेरितों के काम 18:14–17, प्रेरितों के काम 18:17, प्रेरितों के काम 18:18, प्रेरितों के काम 18:19–23, प्रेरितों के काम 18:21, प्रेरितों के काम 18:23, प्रेरितों के काम 18:23–19.41, प्रेरितों के काम 18:24–26, प्रेरितों के काम 19:1–7, प्रेरितों के काम 19:6, प्रेरितों के काम 19:10, प्रेरितों के काम 19:11–12, प्रेरितों के काम 19:13–16, प्रेरितों के काम 19:17–19, प्रेरितों के काम 19:20, प्रेरितों के काम 19:21–22, प्रेरितों के काम 19:23, प्रेरितों के काम 19:23–41, प्रेरितों के काम 19:24, प्रेरितों के काम 19:24–34, प्रेरितों के काम 19:27, प्रेरितों के काम 19:29, प्रेरितों के काम 19:31, प्रेरितों के काम 19:35, प्रेरितों के काम 19:35–41, प्रेरितों के काम 20:1–2, प्रेरितों के काम 20:2–3, प्रेरितों के काम 20:4, प्रेरितों के काम 20:5–15, प्रेरितों के काम 20:7–12, प्रेरितों के काम 20:13–15, प्रेरितों के काम 20:16, प्रेरितों के काम 20:17, प्रेरितों के काम 20:18–38, प्रेरितों के काम 20:23, प्रेरितों के काम 20:26, प्रेरितों के काम 20:28, प्रेरितों के काम 20:29–30, प्रेरितों के काम 20:35, प्रेरितों के काम 20:38, प्रेरितों के काम 21:1, प्रेरितों के काम 21:1–18, प्रेरितों के काम 21:2–3, प्रेरितों के काम 21:4–6, प्रेरितों के काम 21:7, प्रेरितों के काम 21:8, प्रेरितों के काम 21:9, प्रेरितों के काम 21:10, प्रेरितों के काम 21:11–14, प्रेरितों के काम 21:18–19, प्रेरितों के काम 21:20–25, प्रेरितों के काम 21:26–36, प्रेरितों के काम 21:28–29, प्रेरितों के काम 21:30, प्रेरितों के काम 21:31, प्रेरितों के काम 21:34, प्रेरितों के काम 21:37–40, प्रेरितों के काम 22:1–21, प्रेरितों के काम 22:3, प्रेरितों के काम 22:12–16, प्रेरितों के काम 22:14, प्रेरितों के काम 22:16, प्रेरितों के काम 22:17–22, प्रेरितों के काम 22:23, प्रेरितों के काम 22:25–29, प्रेरितों के काम 22:28, प्रेरितों के काम 23:1, प्रेरितों के काम 23:2, प्रेरितों के काम 23:3, प्रेरितों के काम 23:5, प्रेरितों के काम 23:6, प्रेरितों के काम 23:7–10, प्रेरितों के काम 23:11, प्रेरितों के काम 23:12–15, प्रेरितों के काम 23:16–22, प्रेरितों के काम 23:23–35, प्रेरितों के काम 23:24, प्रेरितों के काम 23:26–30, प्रेरितों के काम 23:31, प्रेरितों के काम 23:35, प्रेरितों के काम 24:1–4, प्रेरितों के काम 24:1–27, प्रेरितों के काम 24:5, प्रेरितों के काम 24:6, प्रेरितों के काम 24:10–21, प्रेरितों के काम 24:14, प्रेरितों के काम 24:15, प्रेरितों के काम 24:16, प्रेरितों के काम 24:17, प्रेरितों के काम 24:22, प्रेरितों के काम 24:23, प्रेरितों के काम 24:24, प्रेरितों के काम 24:25, प्रेरितों के काम 24:26–27, प्रेरितों के काम 24:27–25.5, प्रेरितों के काम 25:7, प्रेरितों के काम 25:9, प्रेरितों के काम 25:10–11, प्रेरितों के काम 25:12, प्रेरितों के काम 25:13–22, प्रेरितों के काम 25:16, प्रेरितों के काम 25:17, प्रेरितों के काम 25:18–20, प्रेरितों के काम 25:23–27, प्रेरितों के काम 26:1–23, प्रेरितों के काम 26:12–18, प्रेरितों के काम 26:17–18, प्रेरितों के काम 26:22–23, प्रेरितों के काम 26:24, प्रेरितों के काम 26:26, प्रेरितों के काम 26:27–28, प्रेरितों के काम 26:28, प्रेरितों के काम 26:29, प्रेरितों के काम 26:31, प्रेरितों के काम 26:32, प्रेरितों के काम 27:1, प्रेरितों के काम 27:1–28.16, प्रेरितों के काम 27:2, प्रेरितों के काम 27:3, प्रेरितों के काम 27:4–6, प्रेरितों के काम 27:7, प्रेरितों के काम 27:8, प्रेरितों के काम 27:9, प्रेरितों के काम 27:10–11, प्रेरितों के काम 27:12, प्रेरितों के काम 27:14–16, प्रेरितों के काम 27:17, प्रेरितों के काम 27:18–20, प्रेरितों के काम 27:21–26, प्रेरितों के काम 27:27, प्रेरितों के काम 27:30–32, प्रेरितों के काम 27:33–35, प्रेरितों के काम 27:36–37, प्रेरितों के काम 27:39–41, प्रेरितों के काम 27:42–44, प्रेरितों के काम 28:1, प्रेरितों के काम 28:3–6, प्रेरितों के काम 28:8–9, प्रेरितों के काम 28:10, प्रेरितों के काम 28:11, प्रेरितों के काम 28:11–16, प्रेरितों के काम 28:12, प्रेरितों के काम 28:13–14, प्रेरितों के काम 28:15, प्रेरितों के काम 28:16, प्रेरितों के काम 28:17–20, प्रेरितों के काम 28:21–22, प्रेरितों के काम 28:23, प्रेरितों के काम 28:24, प्रेरितों के काम 28:25–28, प्रेरितों के काम 28:28, प्रेरितों के काम 28:31</w:t>
       </w:r>
       <w:r>
         <w:rPr>

--- a/hin/docx/44.content.docx
+++ b/hin/docx/44.content.docx
@@ -19,7 +19,7 @@
         <w:rPr>
           <w:lang w:val="hi_IN" w:bidi="hi_IN"/>
         </w:rPr>
-        <w:t>Resource: अध्ययन नोट्स (टिंडेल)</w:t>
+        <w:t>Resource: Tyndale Open Study Notes</w:t>
       </w:r>
       <w:r>
         <w:rPr>
@@ -112,7 +112,7 @@
         <w:rPr>
           <w:lang w:val="hi_IN" w:bidi="hi_IN"/>
         </w:rPr>
-        <w:t>अध्ययन नोट्स (टिंडेल)</w:t>
+        <w:t>Tyndale Open Study Notes</w:t>
       </w:r>
     </w:p>
     <w:p>

--- a/hin/docx/44.content.docx
+++ b/hin/docx/44.content.docx
@@ -24304,13 +24304,7 @@
         <w:rPr>
           <w:lang w:val="hi_IN" w:bidi="hi_IN"/>
         </w:rPr>
-        <w:t xml:space="preserve">मूरतों </w:t>
-      </w:r>
-      <w:r>
-        <w:rPr>
-          <w:lang w:val="hi_IN" w:bidi="hi_IN"/>
-        </w:rPr>
-        <w:t xml:space="preserve">को चढ़ाया गया भोजन खाना पाप है, यदि इसमें जानबूझकर मूर्तिपूजा का बलिदान शामिल है (देखें </w:t>
+        <w:t xml:space="preserve">मूर्तियों को चढ़ाया गया भोजन खाना तब पाप माना जाता है, जब इसमें मूर्ति पूजा करना सक्रिय रूप से शामिल होता है (देखें </w:t>
       </w:r>
       <w:hyperlink r:id="rId647">
         <w:r>
@@ -24357,6 +24351,42 @@
             <w:color w:val="0000EE"/>
             <w:u w:val="single"/>
           </w:rPr>
+          <w:t>प्रका 2:14</w:t>
+        </w:r>
+      </w:hyperlink>
+      <w:r>
+        <w:rPr>
+          <w:lang w:val="hi_IN" w:bidi="hi_IN"/>
+        </w:rPr>
+        <w:t xml:space="preserve">, </w:t>
+      </w:r>
+      <w:hyperlink r:id="rId650">
+        <w:r>
+          <w:rPr>
+            <w:lang w:val="hi_IN" w:bidi="hi_IN"/>
+          </w:rPr>
+          <w:rPr>
+            <w:color w:val="0000EE"/>
+            <w:u w:val="single"/>
+          </w:rPr>
+          <w:t>20</w:t>
+        </w:r>
+      </w:hyperlink>
+      <w:r>
+        <w:rPr>
+          <w:lang w:val="hi_IN" w:bidi="hi_IN"/>
+        </w:rPr>
+        <w:t>)। हालाँकि, पौलुस सिखाते हैं कि ऐसा भोजन खाना अपने आप में हमेशा गलत नहीं होता। असली चिंता यह है कि क्या ऐसा भोजन खाने से कोई साथी विश्वासी, जिसका विवेक कमज़ोर है, पाप करने पर मजबूर हो जाता है (</w:t>
+      </w:r>
+      <w:hyperlink r:id="rId651">
+        <w:r>
+          <w:rPr>
+            <w:lang w:val="hi_IN" w:bidi="hi_IN"/>
+          </w:rPr>
+          <w:rPr>
+            <w:color w:val="0000EE"/>
+            <w:u w:val="single"/>
+          </w:rPr>
           <w:t>1 कुरि 8:4–13</w:t>
         </w:r>
       </w:hyperlink>
@@ -24364,9 +24394,9 @@
         <w:rPr>
           <w:lang w:val="hi_IN" w:bidi="hi_IN"/>
         </w:rPr>
-        <w:t xml:space="preserve">; </w:t>
-      </w:r>
-      <w:hyperlink r:id="rId650">
+        <w:t>)। पौलुस किसी गैर-मसीही मंदिर में भोजन करने के खिलाफ भी चेतावनी देते हैं, क्योंकि ऐसा करना मूर्ति पूजा में हिस्सा लेने जैसा होता है। लेकिन वह बाज़ार से खरीदे गए या किसी भोज के दौरान परोसे गए भोजन को, उसकी उत्पत्ति के बारे में बिना पूछे खाने की अनुमति देते हैं (</w:t>
+      </w:r>
+      <w:hyperlink r:id="rId652">
         <w:r>
           <w:rPr>
             <w:lang w:val="hi_IN" w:bidi="hi_IN"/>
@@ -24382,43 +24412,7 @@
         <w:rPr>
           <w:lang w:val="hi_IN" w:bidi="hi_IN"/>
         </w:rPr>
-        <w:t xml:space="preserve">; </w:t>
-      </w:r>
-      <w:hyperlink r:id="rId651">
-        <w:r>
-          <w:rPr>
-            <w:lang w:val="hi_IN" w:bidi="hi_IN"/>
-          </w:rPr>
-          <w:rPr>
-            <w:color w:val="0000EE"/>
-            <w:u w:val="single"/>
-          </w:rPr>
-          <w:t>प्रका 2:14</w:t>
-        </w:r>
-      </w:hyperlink>
-      <w:r>
-        <w:rPr>
-          <w:lang w:val="hi_IN" w:bidi="hi_IN"/>
-        </w:rPr>
-        <w:t xml:space="preserve">, </w:t>
-      </w:r>
-      <w:hyperlink r:id="rId652">
-        <w:r>
-          <w:rPr>
-            <w:lang w:val="hi_IN" w:bidi="hi_IN"/>
-          </w:rPr>
-          <w:rPr>
-            <w:color w:val="0000EE"/>
-            <w:u w:val="single"/>
-          </w:rPr>
-          <w:t>20</w:t>
-        </w:r>
-      </w:hyperlink>
-      <w:r>
-        <w:rPr>
-          <w:lang w:val="hi_IN" w:bidi="hi_IN"/>
-        </w:rPr>
-        <w:t xml:space="preserve">)। </w:t>
+        <w:t>)।</w:t>
       </w:r>
     </w:p>
     <w:p>

--- a/hin/docx/44.content.docx
+++ b/hin/docx/44.content.docx
@@ -19,7 +19,7 @@
         <w:rPr>
           <w:lang w:val="hi_IN" w:bidi="hi_IN"/>
         </w:rPr>
-        <w:t>Resource: Tyndale Open Study Notes</w:t>
+        <w:t>Resource: Aquifer Open Study Notes</w:t>
       </w:r>
       <w:r>
         <w:rPr>
@@ -112,7 +112,7 @@
         <w:rPr>
           <w:lang w:val="hi_IN" w:bidi="hi_IN"/>
         </w:rPr>
-        <w:t>Tyndale Open Study Notes</w:t>
+        <w:t>Aquifer Open Study Notes</w:t>
       </w:r>
     </w:p>
     <w:p>
